--- a/Latest/Data Scientist/Data Scientist.docx
+++ b/Latest/Data Scientist/Data Scientist.docx
@@ -1203,74 +1203,278 @@
                 </w:tcPr>
                 <w:p>
                   <w:pPr>
+                    <w:spacing w:line="360" w:lineRule="auto"/>
                     <w:ind w:left="214" w:right="226"/>
                     <w:jc w:val="both"/>
                     <w:rPr>
-                      <w:rFonts w:ascii="Calibri" w:hAnsi="Calibri"/>
-                      <w:color w:val="000000" w:themeColor="text1"/>
-                      <w:sz w:val="22"/>
-                      <w:szCs w:val="22"/>
-                    </w:rPr>
-                  </w:pPr>
-                  <w:r>
-                    <w:rPr>
-                      <w:rFonts w:ascii="Calibri" w:hAnsi="Calibri"/>
-                      <w:b/>
-                      <w:bCs/>
-                      <w:color w:val="000000" w:themeColor="text1"/>
-                      <w:sz w:val="22"/>
-                      <w:szCs w:val="22"/>
-                    </w:rPr>
-                    <w:t>Senior Data Scientist / ML Engineer</w:t>
-                  </w:r>
-                  <w:r>
-                    <w:rPr>
-                      <w:rFonts w:ascii="Calibri" w:hAnsi="Calibri"/>
-                      <w:color w:val="000000" w:themeColor="text1"/>
-                      <w:sz w:val="22"/>
-                      <w:szCs w:val="22"/>
-                    </w:rPr>
-                    <w:t xml:space="preserve"> with 13+ years of experience delivering data-driven, AI-powered solutions across enterprise platforms. Strong background in </w:t>
-                  </w:r>
-                  <w:r>
-                    <w:rPr>
-                      <w:rFonts w:ascii="Calibri" w:hAnsi="Calibri"/>
-                      <w:b/>
-                      <w:bCs/>
-                      <w:color w:val="000000" w:themeColor="text1"/>
-                      <w:sz w:val="22"/>
-                      <w:szCs w:val="22"/>
-                    </w:rPr>
-                    <w:t>predictive modeling, machine learning, optimization, and large-scale data analysis</w:t>
-                  </w:r>
-                  <w:r>
-                    <w:rPr>
-                      <w:rFonts w:ascii="Calibri" w:hAnsi="Calibri"/>
-                      <w:color w:val="000000" w:themeColor="text1"/>
-                      <w:sz w:val="22"/>
-                      <w:szCs w:val="22"/>
-                    </w:rPr>
-                    <w:t xml:space="preserve">, with hands-on expertise in </w:t>
-                  </w:r>
-                  <w:r>
-                    <w:rPr>
-                      <w:rFonts w:ascii="Calibri" w:hAnsi="Calibri"/>
-                      <w:b/>
-                      <w:bCs/>
-                      <w:color w:val="000000" w:themeColor="text1"/>
-                      <w:sz w:val="22"/>
-                      <w:szCs w:val="22"/>
-                    </w:rPr>
-                    <w:t>Python, SQL, Azure, Kafka, and cloud-native analytics platforms</w:t>
-                  </w:r>
-                  <w:r>
-                    <w:rPr>
-                      <w:rFonts w:ascii="Calibri" w:hAnsi="Calibri"/>
-                      <w:color w:val="000000" w:themeColor="text1"/>
-                      <w:sz w:val="22"/>
-                      <w:szCs w:val="22"/>
-                    </w:rPr>
-                    <w:t>. Proven ability to translate complex operational data into actionable insights, automate decision-making, and collaborate with cross-functional stakeholders to drive measurable business impact in high-availability environments.</w:t>
+                      <w:rFonts w:asciiTheme="minorHAnsi" w:hAnsiTheme="minorHAnsi" w:cstheme="minorHAnsi"/>
+                      <w:color w:val="000000" w:themeColor="text1"/>
+                      <w:sz w:val="22"/>
+                      <w:szCs w:val="22"/>
+                    </w:rPr>
+                  </w:pPr>
+                  <w:r>
+                    <w:rPr>
+                      <w:rStyle w:val="bzpyqfadein"/>
+                      <w:rFonts w:asciiTheme="minorHAnsi" w:hAnsiTheme="minorHAnsi" w:cstheme="minorHAnsi"/>
+                    </w:rPr>
+                    <w:t xml:space="preserve">Senior </w:t>
+                  </w:r>
+                  <w:r>
+                    <w:rPr>
+                      <w:rStyle w:val="bzpyqfadein"/>
+                      <w:rFonts w:asciiTheme="minorHAnsi" w:hAnsiTheme="minorHAnsi" w:cstheme="minorHAnsi"/>
+                      <w:b/>
+                      <w:bCs/>
+                    </w:rPr>
+                    <w:t>Data Scientist / ML Engineer</w:t>
+                  </w:r>
+                  <w:r>
+                    <w:rPr>
+                      <w:rStyle w:val="bzpyqfadein"/>
+                      <w:rFonts w:asciiTheme="minorHAnsi" w:hAnsiTheme="minorHAnsi" w:cstheme="minorHAnsi"/>
+                    </w:rPr>
+                    <w:t xml:space="preserve"> with 13+ years of experience delivering </w:t>
+                  </w:r>
+                  <w:r>
+                    <w:rPr>
+                      <w:rStyle w:val="bzpyqfadein"/>
+                      <w:rFonts w:asciiTheme="minorHAnsi" w:hAnsiTheme="minorHAnsi" w:cstheme="minorHAnsi"/>
+                      <w:b/>
+                      <w:bCs/>
+                    </w:rPr>
+                    <w:t>data-driven</w:t>
+                  </w:r>
+                  <w:r>
+                    <w:rPr>
+                      <w:rStyle w:val="bzpyqfadein"/>
+                      <w:rFonts w:asciiTheme="minorHAnsi" w:hAnsiTheme="minorHAnsi" w:cstheme="minorHAnsi"/>
+                    </w:rPr>
+                    <w:t xml:space="preserve"> and </w:t>
+                  </w:r>
+                  <w:r>
+                    <w:rPr>
+                      <w:rStyle w:val="bzpyqfadein"/>
+                      <w:rFonts w:asciiTheme="minorHAnsi" w:hAnsiTheme="minorHAnsi" w:cstheme="minorHAnsi"/>
+                      <w:b/>
+                      <w:bCs/>
+                    </w:rPr>
+                    <w:t>AI-powered solutions</w:t>
+                  </w:r>
+                  <w:r>
+                    <w:rPr>
+                      <w:rStyle w:val="bzpyqfadein"/>
+                      <w:rFonts w:asciiTheme="minorHAnsi" w:hAnsiTheme="minorHAnsi" w:cstheme="minorHAnsi"/>
+                    </w:rPr>
+                    <w:t xml:space="preserve"> across </w:t>
+                  </w:r>
+                  <w:r>
+                    <w:rPr>
+                      <w:rStyle w:val="bzpyqfadein"/>
+                      <w:rFonts w:asciiTheme="minorHAnsi" w:hAnsiTheme="minorHAnsi" w:cstheme="minorHAnsi"/>
+                      <w:b/>
+                      <w:bCs/>
+                    </w:rPr>
+                    <w:t>enterprise platforms</w:t>
+                  </w:r>
+                  <w:r>
+                    <w:rPr>
+                      <w:rStyle w:val="bzpyqfadein"/>
+                      <w:rFonts w:asciiTheme="minorHAnsi" w:hAnsiTheme="minorHAnsi" w:cstheme="minorHAnsi"/>
+                    </w:rPr>
+                    <w:t xml:space="preserve">. Experienced in </w:t>
+                  </w:r>
+                  <w:r>
+                    <w:rPr>
+                      <w:rStyle w:val="bzpyqfadein"/>
+                      <w:rFonts w:asciiTheme="minorHAnsi" w:hAnsiTheme="minorHAnsi" w:cstheme="minorHAnsi"/>
+                      <w:b/>
+                      <w:bCs/>
+                    </w:rPr>
+                    <w:t>predictive modeling</w:t>
+                  </w:r>
+                  <w:r>
+                    <w:rPr>
+                      <w:rStyle w:val="bzpyqfadein"/>
+                      <w:rFonts w:asciiTheme="minorHAnsi" w:hAnsiTheme="minorHAnsi" w:cstheme="minorHAnsi"/>
+                    </w:rPr>
+                    <w:t xml:space="preserve">, </w:t>
+                  </w:r>
+                  <w:r>
+                    <w:rPr>
+                      <w:rStyle w:val="bzpyqfadein"/>
+                      <w:rFonts w:asciiTheme="minorHAnsi" w:hAnsiTheme="minorHAnsi" w:cstheme="minorHAnsi"/>
+                      <w:b/>
+                      <w:bCs/>
+                    </w:rPr>
+                    <w:t>machine learning</w:t>
+                  </w:r>
+                  <w:r>
+                    <w:rPr>
+                      <w:rStyle w:val="bzpyqfadein"/>
+                      <w:rFonts w:asciiTheme="minorHAnsi" w:hAnsiTheme="minorHAnsi" w:cstheme="minorHAnsi"/>
+                    </w:rPr>
+                    <w:t xml:space="preserve">, and </w:t>
+                  </w:r>
+                  <w:r>
+                    <w:rPr>
+                      <w:rStyle w:val="bzpyqfadein"/>
+                      <w:rFonts w:asciiTheme="minorHAnsi" w:hAnsiTheme="minorHAnsi" w:cstheme="minorHAnsi"/>
+                      <w:b/>
+                      <w:bCs/>
+                    </w:rPr>
+                    <w:t>large-scale data analytics</w:t>
+                  </w:r>
+                  <w:r>
+                    <w:rPr>
+                      <w:rStyle w:val="bzpyqfadein"/>
+                      <w:rFonts w:asciiTheme="minorHAnsi" w:hAnsiTheme="minorHAnsi" w:cstheme="minorHAnsi"/>
+                    </w:rPr>
+                    <w:t xml:space="preserve">, with strong expertise in </w:t>
+                  </w:r>
+                  <w:r>
+                    <w:rPr>
+                      <w:rStyle w:val="bzpyqfadein"/>
+                      <w:rFonts w:asciiTheme="minorHAnsi" w:hAnsiTheme="minorHAnsi" w:cstheme="minorHAnsi"/>
+                      <w:b/>
+                      <w:bCs/>
+                    </w:rPr>
+                    <w:t>Python</w:t>
+                  </w:r>
+                  <w:r>
+                    <w:rPr>
+                      <w:rStyle w:val="bzpyqfadein"/>
+                      <w:rFonts w:asciiTheme="minorHAnsi" w:hAnsiTheme="minorHAnsi" w:cstheme="minorHAnsi"/>
+                    </w:rPr>
+                    <w:t xml:space="preserve">, </w:t>
+                  </w:r>
+                  <w:r>
+                    <w:rPr>
+                      <w:rStyle w:val="bzpyqfadein"/>
+                      <w:rFonts w:asciiTheme="minorHAnsi" w:hAnsiTheme="minorHAnsi" w:cstheme="minorHAnsi"/>
+                      <w:b/>
+                      <w:bCs/>
+                    </w:rPr>
+                    <w:t>SQL</w:t>
+                  </w:r>
+                  <w:r>
+                    <w:rPr>
+                      <w:rStyle w:val="bzpyqfadein"/>
+                      <w:rFonts w:asciiTheme="minorHAnsi" w:hAnsiTheme="minorHAnsi" w:cstheme="minorHAnsi"/>
+                    </w:rPr>
+                    <w:t xml:space="preserve">, and </w:t>
+                  </w:r>
+                  <w:r>
+                    <w:rPr>
+                      <w:rStyle w:val="bzpyqfadein"/>
+                      <w:rFonts w:asciiTheme="minorHAnsi" w:hAnsiTheme="minorHAnsi" w:cstheme="minorHAnsi"/>
+                      <w:b/>
+                      <w:bCs/>
+                    </w:rPr>
+                    <w:t>cloud-based data platforms</w:t>
+                  </w:r>
+                  <w:r>
+                    <w:rPr>
+                      <w:rStyle w:val="bzpyqfadein"/>
+                      <w:rFonts w:asciiTheme="minorHAnsi" w:hAnsiTheme="minorHAnsi" w:cstheme="minorHAnsi"/>
+                    </w:rPr>
+                    <w:t xml:space="preserve">. Skilled in building </w:t>
+                  </w:r>
+                  <w:r>
+                    <w:rPr>
+                      <w:rStyle w:val="bzpyqfadein"/>
+                      <w:rFonts w:asciiTheme="minorHAnsi" w:hAnsiTheme="minorHAnsi" w:cstheme="minorHAnsi"/>
+                      <w:b/>
+                      <w:bCs/>
+                    </w:rPr>
+                    <w:t>scalable AI pipelines</w:t>
+                  </w:r>
+                  <w:r>
+                    <w:rPr>
+                      <w:rStyle w:val="bzpyqfadein"/>
+                      <w:rFonts w:asciiTheme="minorHAnsi" w:hAnsiTheme="minorHAnsi" w:cstheme="minorHAnsi"/>
+                    </w:rPr>
+                    <w:t xml:space="preserve">, integrating </w:t>
+                  </w:r>
+                  <w:r>
+                    <w:rPr>
+                      <w:rStyle w:val="bzpyqfadein"/>
+                      <w:rFonts w:asciiTheme="minorHAnsi" w:hAnsiTheme="minorHAnsi" w:cstheme="minorHAnsi"/>
+                      <w:b/>
+                      <w:bCs/>
+                    </w:rPr>
+                    <w:t>AI capabilities with enterprise systems</w:t>
+                  </w:r>
+                  <w:r>
+                    <w:rPr>
+                      <w:rStyle w:val="bzpyqfadein"/>
+                      <w:rFonts w:asciiTheme="minorHAnsi" w:hAnsiTheme="minorHAnsi" w:cstheme="minorHAnsi"/>
+                    </w:rPr>
+                    <w:t xml:space="preserve">, and translating </w:t>
+                  </w:r>
+                  <w:r>
+                    <w:rPr>
+                      <w:rStyle w:val="bzpyqfadein"/>
+                      <w:rFonts w:asciiTheme="minorHAnsi" w:hAnsiTheme="minorHAnsi" w:cstheme="minorHAnsi"/>
+                      <w:b/>
+                      <w:bCs/>
+                    </w:rPr>
+                    <w:t>complex operational data into actionable insights</w:t>
+                  </w:r>
+                  <w:r>
+                    <w:rPr>
+                      <w:rStyle w:val="bzpyqfadein"/>
+                      <w:rFonts w:asciiTheme="minorHAnsi" w:hAnsiTheme="minorHAnsi" w:cstheme="minorHAnsi"/>
+                    </w:rPr>
+                    <w:t xml:space="preserve">. Proven track record of leading </w:t>
+                  </w:r>
+                  <w:r>
+                    <w:rPr>
+                      <w:rStyle w:val="bzpyqfadein"/>
+                      <w:rFonts w:asciiTheme="minorHAnsi" w:hAnsiTheme="minorHAnsi" w:cstheme="minorHAnsi"/>
+                      <w:b/>
+                      <w:bCs/>
+                    </w:rPr>
+                    <w:t>cross-functional teams</w:t>
+                  </w:r>
+                  <w:r>
+                    <w:rPr>
+                      <w:rStyle w:val="bzpyqfadein"/>
+                      <w:rFonts w:asciiTheme="minorHAnsi" w:hAnsiTheme="minorHAnsi" w:cstheme="minorHAnsi"/>
+                    </w:rPr>
+                    <w:t xml:space="preserve"> and delivering </w:t>
+                  </w:r>
+                  <w:r>
+                    <w:rPr>
+                      <w:rStyle w:val="bzpyqfadein"/>
+                      <w:rFonts w:asciiTheme="minorHAnsi" w:hAnsiTheme="minorHAnsi" w:cstheme="minorHAnsi"/>
+                      <w:b/>
+                      <w:bCs/>
+                    </w:rPr>
+                    <w:t>high-impact AI solutions</w:t>
+                  </w:r>
+                  <w:r>
+                    <w:rPr>
+                      <w:rStyle w:val="bzpyqfadein"/>
+                      <w:rFonts w:asciiTheme="minorHAnsi" w:hAnsiTheme="minorHAnsi" w:cstheme="minorHAnsi"/>
+                    </w:rPr>
+                    <w:t xml:space="preserve"> that improve </w:t>
+                  </w:r>
+                  <w:r>
+                    <w:rPr>
+                      <w:rStyle w:val="bzpyqfadein"/>
+                      <w:rFonts w:asciiTheme="minorHAnsi" w:hAnsiTheme="minorHAnsi" w:cstheme="minorHAnsi"/>
+                      <w:b/>
+                      <w:bCs/>
+                    </w:rPr>
+                    <w:t>performance, efficiency, and decision-making</w:t>
+                  </w:r>
+                  <w:r>
+                    <w:rPr>
+                      <w:rStyle w:val="bzpyqfadein"/>
+                      <w:rFonts w:asciiTheme="minorHAnsi" w:hAnsiTheme="minorHAnsi" w:cstheme="minorHAnsi"/>
+                    </w:rPr>
+                    <w:t>.</w:t>
                   </w:r>
                 </w:p>
               </w:tc>
@@ -1653,7 +1857,27 @@
                       <w:sz w:val="22"/>
                       <w:szCs w:val="22"/>
                     </w:rPr>
-                    <w:t xml:space="preserve">. Skilled in applying </w:t>
+                    <w:t xml:space="preserve">. </w:t>
+                  </w:r>
+                  <w:proofErr w:type="gramStart"/>
+                  <w:r>
+                    <w:rPr>
+                      <w:rFonts w:ascii="Calibri" w:hAnsi="Calibri"/>
+                      <w:color w:val="000000" w:themeColor="text1"/>
+                      <w:sz w:val="22"/>
+                      <w:szCs w:val="22"/>
+                    </w:rPr>
+                    <w:t>Skilled</w:t>
+                  </w:r>
+                  <w:proofErr w:type="gramEnd"/>
+                  <w:r>
+                    <w:rPr>
+                      <w:rFonts w:ascii="Calibri" w:hAnsi="Calibri"/>
+                      <w:color w:val="000000" w:themeColor="text1"/>
+                      <w:sz w:val="22"/>
+                      <w:szCs w:val="22"/>
+                    </w:rPr>
+                    <w:t xml:space="preserve"> in applying </w:t>
                   </w:r>
                   <w:r>
                     <w:rPr>
@@ -1713,7 +1937,27 @@
                       <w:sz w:val="22"/>
                       <w:szCs w:val="22"/>
                     </w:rPr>
-                    <w:t xml:space="preserve">. Familiar with </w:t>
+                    <w:t xml:space="preserve">. </w:t>
+                  </w:r>
+                  <w:proofErr w:type="gramStart"/>
+                  <w:r>
+                    <w:rPr>
+                      <w:rFonts w:ascii="Calibri" w:hAnsi="Calibri"/>
+                      <w:color w:val="000000" w:themeColor="text1"/>
+                      <w:sz w:val="22"/>
+                      <w:szCs w:val="22"/>
+                    </w:rPr>
+                    <w:t>Familiar</w:t>
+                  </w:r>
+                  <w:proofErr w:type="gramEnd"/>
+                  <w:r>
+                    <w:rPr>
+                      <w:rFonts w:ascii="Calibri" w:hAnsi="Calibri"/>
+                      <w:color w:val="000000" w:themeColor="text1"/>
+                      <w:sz w:val="22"/>
+                      <w:szCs w:val="22"/>
+                    </w:rPr>
+                    <w:t xml:space="preserve"> with </w:t>
                   </w:r>
                   <w:r>
                     <w:rPr>
@@ -1744,16 +1988,40 @@
                       <w:sz w:val="22"/>
                       <w:szCs w:val="22"/>
                     </w:rPr>
-                    <w:t>TensorFlow and Keras</w:t>
-                  </w:r>
-                  <w:r>
-                    <w:rPr>
-                      <w:rFonts w:ascii="Calibri" w:hAnsi="Calibri"/>
-                      <w:color w:val="000000" w:themeColor="text1"/>
-                      <w:sz w:val="22"/>
-                      <w:szCs w:val="22"/>
-                    </w:rPr>
-                    <w:t xml:space="preserve">, and experienced in </w:t>
+                    <w:t xml:space="preserve">TensorFlow and </w:t>
+                  </w:r>
+                  <w:proofErr w:type="spellStart"/>
+                  <w:proofErr w:type="gramStart"/>
+                  <w:r>
+                    <w:rPr>
+                      <w:rFonts w:ascii="Calibri" w:hAnsi="Calibri"/>
+                      <w:b/>
+                      <w:bCs/>
+                      <w:color w:val="000000" w:themeColor="text1"/>
+                      <w:sz w:val="22"/>
+                      <w:szCs w:val="22"/>
+                    </w:rPr>
+                    <w:t>Keras</w:t>
+                  </w:r>
+                  <w:proofErr w:type="spellEnd"/>
+                  <w:r>
+                    <w:rPr>
+                      <w:rFonts w:ascii="Calibri" w:hAnsi="Calibri"/>
+                      <w:color w:val="000000" w:themeColor="text1"/>
+                      <w:sz w:val="22"/>
+                      <w:szCs w:val="22"/>
+                    </w:rPr>
+                    <w:t>, and</w:t>
+                  </w:r>
+                  <w:proofErr w:type="gramEnd"/>
+                  <w:r>
+                    <w:rPr>
+                      <w:rFonts w:ascii="Calibri" w:hAnsi="Calibri"/>
+                      <w:color w:val="000000" w:themeColor="text1"/>
+                      <w:sz w:val="22"/>
+                      <w:szCs w:val="22"/>
+                    </w:rPr>
+                    <w:t xml:space="preserve"> experienced in </w:t>
                   </w:r>
                   <w:r>
                     <w:rPr>
@@ -1784,7 +2052,31 @@
                       <w:sz w:val="22"/>
                       <w:szCs w:val="22"/>
                     </w:rPr>
-                    <w:t>Tesseract (Pytesseract)</w:t>
+                    <w:t>Tesseract (</w:t>
+                  </w:r>
+                  <w:proofErr w:type="spellStart"/>
+                  <w:r>
+                    <w:rPr>
+                      <w:rFonts w:ascii="Calibri" w:hAnsi="Calibri"/>
+                      <w:b/>
+                      <w:bCs/>
+                      <w:color w:val="000000" w:themeColor="text1"/>
+                      <w:sz w:val="22"/>
+                      <w:szCs w:val="22"/>
+                    </w:rPr>
+                    <w:t>Pytesseract</w:t>
+                  </w:r>
+                  <w:proofErr w:type="spellEnd"/>
+                  <w:r>
+                    <w:rPr>
+                      <w:rFonts w:ascii="Calibri" w:hAnsi="Calibri"/>
+                      <w:b/>
+                      <w:bCs/>
+                      <w:color w:val="000000" w:themeColor="text1"/>
+                      <w:sz w:val="22"/>
+                      <w:szCs w:val="22"/>
+                    </w:rPr>
+                    <w:t>)</w:t>
                   </w:r>
                   <w:r>
                     <w:rPr>
@@ -1819,27 +2111,7 @@
                       <w:szCs w:val="22"/>
                       <w:lang w:val="en-PK"/>
                     </w:rPr>
-                    <w:t xml:space="preserve">Predictive </w:t>
-                  </w:r>
-                  <w:r>
-                    <w:rPr>
-                      <w:rFonts w:ascii="Calibri" w:hAnsi="Calibri"/>
-                      <w:color w:val="000000" w:themeColor="text1"/>
-                      <w:sz w:val="22"/>
-                      <w:szCs w:val="22"/>
-                      <w:lang w:val="en-PK"/>
-                    </w:rPr>
-                    <w:t>Modelling</w:t>
-                  </w:r>
-                  <w:r>
-                    <w:rPr>
-                      <w:rFonts w:ascii="Calibri" w:hAnsi="Calibri"/>
-                      <w:color w:val="000000" w:themeColor="text1"/>
-                      <w:sz w:val="22"/>
-                      <w:szCs w:val="22"/>
-                      <w:lang w:val="en-PK"/>
-                    </w:rPr>
-                    <w:t xml:space="preserve">: </w:t>
+                    <w:t xml:space="preserve">Predictive Modelling: </w:t>
                   </w:r>
                   <w:r>
                     <w:rPr>
@@ -3037,7 +3309,27 @@
                       <w:sz w:val="22"/>
                       <w:szCs w:val="22"/>
                     </w:rPr>
-                    <w:t xml:space="preserve">. Skilled in </w:t>
+                    <w:t xml:space="preserve">. </w:t>
+                  </w:r>
+                  <w:proofErr w:type="gramStart"/>
+                  <w:r>
+                    <w:rPr>
+                      <w:rFonts w:ascii="Calibri" w:hAnsi="Calibri"/>
+                      <w:color w:val="000000" w:themeColor="text1"/>
+                      <w:sz w:val="22"/>
+                      <w:szCs w:val="22"/>
+                    </w:rPr>
+                    <w:t>Skilled</w:t>
+                  </w:r>
+                  <w:proofErr w:type="gramEnd"/>
+                  <w:r>
+                    <w:rPr>
+                      <w:rFonts w:ascii="Calibri" w:hAnsi="Calibri"/>
+                      <w:color w:val="000000" w:themeColor="text1"/>
+                      <w:sz w:val="22"/>
+                      <w:szCs w:val="22"/>
+                    </w:rPr>
+                    <w:t xml:space="preserve"> in </w:t>
                   </w:r>
                   <w:r>
                     <w:rPr>
@@ -3814,7 +4106,17 @@
                       <w:sz w:val="22"/>
                       <w:szCs w:val="22"/>
                     </w:rPr>
-                    <w:t xml:space="preserve"> for NoSQL and lightweight data storage solutions. Proven ability to design </w:t>
+                    <w:t xml:space="preserve"> for NoSQL and lightweight data storage solutions. Proven ability to </w:t>
+                  </w:r>
+                  <w:r>
+                    <w:rPr>
+                      <w:rFonts w:ascii="Calibri" w:hAnsi="Calibri"/>
+                      <w:color w:val="000000" w:themeColor="text1"/>
+                      <w:sz w:val="22"/>
+                      <w:szCs w:val="22"/>
+                    </w:rPr>
+                    <w:lastRenderedPageBreak/>
+                    <w:t xml:space="preserve">design </w:t>
                   </w:r>
                   <w:r>
                     <w:rPr>
@@ -4666,27 +4968,67 @@
                       <w:sz w:val="24"/>
                       <w:szCs w:val="24"/>
                     </w:rPr>
-                    <w:t xml:space="preserve">Provided </w:t>
-                  </w:r>
-                  <w:r>
-                    <w:rPr>
-                      <w:rFonts w:ascii="Calibri" w:hAnsi="Calibri" w:cs="Calibri"/>
-                      <w:b/>
-                      <w:bCs/>
-                      <w:color w:val="000000" w:themeColor="text1"/>
-                      <w:sz w:val="24"/>
-                      <w:szCs w:val="24"/>
-                    </w:rPr>
-                    <w:t>technical leadership</w:t>
-                  </w:r>
-                  <w:r>
-                    <w:rPr>
-                      <w:rFonts w:ascii="Calibri" w:hAnsi="Calibri" w:cs="Calibri"/>
-                      <w:color w:val="000000" w:themeColor="text1"/>
-                      <w:sz w:val="24"/>
-                      <w:szCs w:val="24"/>
-                    </w:rPr>
-                    <w:t xml:space="preserve"> to cross-functional teams, guiding Agile sprints, backlog prioritization, and architectural decision-making.</w:t>
+                    <w:t xml:space="preserve">Designed data architectures supporting </w:t>
+                  </w:r>
+                  <w:r>
+                    <w:rPr>
+                      <w:rFonts w:ascii="Calibri" w:hAnsi="Calibri" w:cs="Calibri"/>
+                      <w:b/>
+                      <w:bCs/>
+                      <w:color w:val="000000" w:themeColor="text1"/>
+                      <w:sz w:val="24"/>
+                      <w:szCs w:val="24"/>
+                    </w:rPr>
+                    <w:t>AI workloads</w:t>
+                  </w:r>
+                  <w:r>
+                    <w:rPr>
+                      <w:rFonts w:ascii="Calibri" w:hAnsi="Calibri" w:cs="Calibri"/>
+                      <w:color w:val="000000" w:themeColor="text1"/>
+                      <w:sz w:val="24"/>
+                      <w:szCs w:val="24"/>
+                    </w:rPr>
+                    <w:t xml:space="preserve">, including </w:t>
+                  </w:r>
+                  <w:r>
+                    <w:rPr>
+                      <w:rFonts w:ascii="Calibri" w:hAnsi="Calibri" w:cs="Calibri"/>
+                      <w:b/>
+                      <w:bCs/>
+                      <w:color w:val="000000" w:themeColor="text1"/>
+                      <w:sz w:val="24"/>
+                      <w:szCs w:val="24"/>
+                    </w:rPr>
+                    <w:t>feature engineering pipelines</w:t>
+                  </w:r>
+                  <w:r>
+                    <w:rPr>
+                      <w:rFonts w:ascii="Calibri" w:hAnsi="Calibri" w:cs="Calibri"/>
+                      <w:color w:val="000000" w:themeColor="text1"/>
+                      <w:sz w:val="24"/>
+                      <w:szCs w:val="24"/>
+                    </w:rPr>
+                    <w:t xml:space="preserve">, model training environments, and scalable data processing frameworks aligned with </w:t>
+                  </w:r>
+                  <w:r>
+                    <w:rPr>
+                      <w:rFonts w:ascii="Calibri" w:hAnsi="Calibri" w:cs="Calibri"/>
+                      <w:b/>
+                      <w:bCs/>
+                      <w:color w:val="000000" w:themeColor="text1"/>
+                      <w:sz w:val="24"/>
+                      <w:szCs w:val="24"/>
+                    </w:rPr>
+                    <w:t>Databricks-style analytics platforms</w:t>
+                  </w:r>
+                  <w:r>
+                    <w:rPr>
+                      <w:rFonts w:ascii="Calibri" w:hAnsi="Calibri" w:cs="Calibri"/>
+                      <w:color w:val="000000" w:themeColor="text1"/>
+                      <w:sz w:val="24"/>
+                      <w:szCs w:val="24"/>
+                    </w:rPr>
+                    <w:t>.</w:t>
                   </w:r>
                 </w:p>
               </w:tc>
@@ -4978,7 +5320,27 @@
                       <w:sz w:val="24"/>
                       <w:szCs w:val="24"/>
                     </w:rPr>
-                    <w:t>, increasing team velocity and reducing delivery bottlenecks.</w:t>
+                    <w:t xml:space="preserve">, increasing team </w:t>
+                  </w:r>
+                  <w:proofErr w:type="gramStart"/>
+                  <w:r>
+                    <w:rPr>
+                      <w:rFonts w:ascii="Calibri" w:hAnsi="Calibri" w:cs="Calibri"/>
+                      <w:color w:val="000000" w:themeColor="text1"/>
+                      <w:sz w:val="24"/>
+                      <w:szCs w:val="24"/>
+                    </w:rPr>
+                    <w:t>velocity</w:t>
+                  </w:r>
+                  <w:proofErr w:type="gramEnd"/>
+                  <w:r>
+                    <w:rPr>
+                      <w:rFonts w:ascii="Calibri" w:hAnsi="Calibri" w:cs="Calibri"/>
+                      <w:color w:val="000000" w:themeColor="text1"/>
+                      <w:sz w:val="24"/>
+                      <w:szCs w:val="24"/>
+                    </w:rPr>
+                    <w:t xml:space="preserve"> and reducing delivery bottlenecks.</w:t>
                   </w:r>
                   <w:r>
                     <w:rPr>
@@ -5313,7 +5675,46 @@
                       <w:szCs w:val="24"/>
                       <w:lang w:val="en-PK"/>
                     </w:rPr>
-                    <w:t>Python, SQL, C# (.NET Core), Node.js, Machine Learning (Regression, Classification, Clustering), Predictive Analytics, Data Modeling, Apache Kafka, RabbitMQ, Microsoft Azure, Databricks-ready Architecture, SQL Server, MongoDB, Power BI, Power Apps, Power Automate, CI/CD Pipelines, Docker, Kubernetes, React, Angular, React Native</w:t>
+                    <w:t xml:space="preserve">Python, SQL, C# (.NET Core), Node.js, Machine Learning (Regression, Classification, Clustering), Predictive Analytics, Data </w:t>
+                  </w:r>
+                  <w:r>
+                    <w:rPr>
+                      <w:rFonts w:ascii="Calibri" w:hAnsi="Calibri" w:cs="Calibri"/>
+                      <w:color w:val="000000" w:themeColor="text1"/>
+                      <w:sz w:val="24"/>
+                      <w:szCs w:val="24"/>
+                      <w:lang w:val="en-PK"/>
+                    </w:rPr>
+                    <w:t>Modelling</w:t>
+                  </w:r>
+                  <w:r>
+                    <w:rPr>
+                      <w:rFonts w:ascii="Calibri" w:hAnsi="Calibri" w:cs="Calibri"/>
+                      <w:color w:val="000000" w:themeColor="text1"/>
+                      <w:sz w:val="24"/>
+                      <w:szCs w:val="24"/>
+                      <w:lang w:val="en-PK"/>
+                    </w:rPr>
+                    <w:t xml:space="preserve">, </w:t>
+                  </w:r>
+                  <w:r>
+                    <w:rPr>
+                      <w:rFonts w:ascii="Calibri" w:hAnsi="Calibri" w:cs="Calibri"/>
+                      <w:color w:val="000000" w:themeColor="text1"/>
+                      <w:sz w:val="24"/>
+                      <w:szCs w:val="24"/>
+                    </w:rPr>
+                    <w:t>Databricks-style Data Platforms</w:t>
+                  </w:r>
+                  <w:r>
+                    <w:rPr>
+                      <w:rFonts w:ascii="Calibri" w:hAnsi="Calibri" w:cs="Calibri"/>
+                      <w:color w:val="000000" w:themeColor="text1"/>
+                      <w:sz w:val="24"/>
+                      <w:szCs w:val="24"/>
+                      <w:lang w:val="en-PK"/>
+                    </w:rPr>
+                    <w:t>, Apache Kafka, RabbitMQ, Microsoft Azure, Databricks-ready Architecture, SQL Server, MongoDB, Power BI, Power Apps, Power Automate, CI/CD Pipelines, Docker, Kubernetes, React, Angular, React Native</w:t>
                   </w:r>
                 </w:p>
               </w:tc>
@@ -5484,7 +5885,7 @@
                       <v:shape id="_x0000_i1027" type="#_x0000_t75" style="width:115.5pt;height:43.5pt" o:ole="">
                         <v:imagedata r:id="rId12" o:title=""/>
                       </v:shape>
-                      <o:OLEObject Type="Embed" ProgID="PBrush" ShapeID="_x0000_i1027" DrawAspect="Content" ObjectID="_1829032165" r:id="rId13"/>
+                      <o:OLEObject Type="Embed" ProgID="PBrush" ShapeID="_x0000_i1027" DrawAspect="Content" ObjectID="_1834833584" r:id="rId13"/>
                     </w:object>
                   </w:r>
                 </w:p>
@@ -10293,14 +10694,14 @@
         <v:path o:extrusionok="f" gradientshapeok="t" o:connecttype="rect"/>
         <o:lock v:ext="edit" aspectratio="t"/>
       </v:shapetype>
-      <v:shape id="Picture 1761627056" o:spid="_x0000_i1025" type="#_x0000_t75" style="width:14.25pt;height:14.25pt;visibility:visible;mso-wrap-style:square" o:bullet="t">
+      <v:shape id="Picture 1761627056" o:spid="_x0000_i1025" type="#_x0000_t75" style="width:14.5pt;height:14.5pt;visibility:visible;mso-wrap-style:square" o:bullet="t">
         <v:imagedata r:id="rId1" o:title=""/>
       </v:shape>
     </w:pict>
   </w:numPicBullet>
   <w:numPicBullet w:numPicBulletId="1">
     <w:pict>
-      <v:shape id="Picture 1297705381" o:spid="_x0000_i1026" type="#_x0000_t75" style="width:12.75pt;height:12.75pt;visibility:visible;mso-wrap-style:square" o:bullet="t">
+      <v:shape id="Picture 1297705381" o:spid="_x0000_i1026" type="#_x0000_t75" style="width:12.5pt;height:13pt;visibility:visible;mso-wrap-style:square" o:bullet="t">
         <v:imagedata r:id="rId2" o:title=""/>
       </v:shape>
     </w:pict>
@@ -13641,6 +14042,11 @@
       <w:lang w:eastAsia="en-US"/>
     </w:rPr>
   </w:style>
+  <w:style w:type="character" w:customStyle="1" w:styleId="bzpyqfadein">
+    <w:name w:val="bz_pyq_fadein"/>
+    <w:basedOn w:val="DefaultParagraphFont"/>
+    <w:rsid w:val="00D66BDD"/>
+  </w:style>
 </w:styles>
 </file>
 
